--- a/CS499_Professional_Self_Assessment_Cassidy_Reinitz.docx
+++ b/CS499_Professional_Self_Assessment_Cassidy_Reinitz.docx
@@ -119,7 +119,7 @@
     </w:p>
     <w:p>
       <w:r>
-        <w:t>I used Professor Sanford's feedback to expand verification beyond the original milestone scope. Travlr now passes 38 tests, including HTTP authentication, rejected writes, login failures, and sanitized error responses. Persistence is stubbed, so these tests do not establish live MongoDB or browser behavior. Advising Assistance now includes 12 graph benchmark configurations, with up to 4,000 courses and 499,500 edges, independent validation of every prerequisite, and a separate large-cycle rejection check. Reviewing those measurements also led me to correct complexity explanations that had omitted sorting costs. The code-review expansion script adds deeper source analysis; recording and publishing that supplement remain final presentation tasks.</w:t>
+        <w:t>I used Professor Sanford's feedback to expand verification beyond the original milestone scope. Travlr now passes 38 tests, including HTTP authentication, rejected writes, login failures, and sanitized error responses. Persistence is stubbed, so these tests do not establish live MongoDB or browser behavior. Advising Assistance now includes 12 graph benchmark configurations, with up to 4,000 courses and 499,500 edges, independent validation of every prerequisite, and a separate large-cycle rejection check. Reviewing those measurements also led me to correct complexity explanations that had omitted sorting costs. I expanded the code review to approximately 30 minutes and 54 seconds with deeper source analysis, a worked prerequisite-cycle example, and an explanation of expected and observed test results.</w:t>
       </w:r>
     </w:p>
     <w:p>
